--- a/docs/MORTAR Beta Testing Guide.docx
+++ b/docs/MORTAR Beta Testing Guide.docx
@@ -1420,6 +1420,25 @@
         <w:t xml:space="preserve">From the Community Hub, use the DM MORTAR button to send us a quick message — anything you like.</w:t>
       </w:r>
     </w:p>
+    <w:p>
+      <w:pPr>
+        <w:pStyle w:val="ListParagraph"/>
+        <w:numPr>
+          <w:ilvl w:val="0"/>
+          <w:numId w:val="2"/>
+        </w:numPr>
+        <w:spacing w:after="80" w:line="276"/>
+      </w:pPr>
+      <w:r>
+        <w:rPr>
+          <w:rFonts w:ascii="Calibri" w:cs="Calibri" w:eastAsia="Calibri" w:hAnsi="Calibri"/>
+          <w:color w:val="1D1D1D"/>
+          <w:sz w:val="22"/>
+          <w:szCs w:val="22"/>
+        </w:rPr>
+        <w:t xml:space="preserve">After you send it, we'll reply to you right in the DM. Keep the chat open (or check back in a moment) and make sure you can see our reply in the conversation.</w:t>
+      </w:r>
+    </w:p>
     <w:tbl>
       <w:tblPr>
         <w:tblW w:type="dxa" w:w="9360"/>
@@ -1470,7 +1489,7 @@
                 <w:ilvl w:val="0"/>
                 <w:numId w:val="3"/>
               </w:numPr>
-              <w:spacing w:after="0" w:line="276"/>
+              <w:spacing w:after="60" w:line="276"/>
             </w:pPr>
             <w:r>
               <w:rPr>
@@ -1482,6 +1501,25 @@
               <w:t xml:space="preserve">Confirm a push notification is sent to all admins saying a student has sent them a DM message.</w:t>
             </w:r>
           </w:p>
+          <w:p>
+            <w:pPr>
+              <w:pStyle w:val="ListParagraph"/>
+              <w:numPr>
+                <w:ilvl w:val="0"/>
+                <w:numId w:val="3"/>
+              </w:numPr>
+              <w:spacing w:after="0" w:line="276"/>
+            </w:pPr>
+            <w:r>
+              <w:rPr>
+                <w:rFonts w:ascii="Calibri" w:cs="Calibri" w:eastAsia="Calibri" w:hAnsi="Calibri"/>
+                <w:color w:val="1D1D1D"/>
+                <w:sz w:val="21"/>
+                <w:szCs w:val="21"/>
+              </w:rPr>
+              <w:t xml:space="preserve">Send each tester a reply from the admin panel during the session, then confirm the reply appears in their DM thread and they can see it.</w:t>
+            </w:r>
+          </w:p>
         </w:tc>
       </w:tr>
     </w:tbl>
@@ -1734,6 +1772,25 @@
           <w:szCs w:val="22"/>
         </w:rPr>
         <w:t xml:space="preserve">Push notification to all admins when a student sends a DM.</w:t>
+      </w:r>
+    </w:p>
+    <w:p>
+      <w:pPr>
+        <w:pStyle w:val="ListParagraph"/>
+        <w:numPr>
+          <w:ilvl w:val="0"/>
+          <w:numId w:val="4"/>
+        </w:numPr>
+        <w:spacing w:after="80" w:line="276"/>
+      </w:pPr>
+      <w:r>
+        <w:rPr>
+          <w:rFonts w:ascii="Calibri" w:cs="Calibri" w:eastAsia="Calibri" w:hAnsi="Calibri"/>
+          <w:color w:val="1D1D1D"/>
+          <w:sz w:val="22"/>
+          <w:szCs w:val="22"/>
+        </w:rPr>
+        <w:t xml:space="preserve">Every tester's DM received a reply, and the tester can see the reply in their thread.</w:t>
       </w:r>
     </w:p>
     <w:p>
